--- a/public/templates/consents/consent-pd.docx
+++ b/public/templates/consents/consent-pd.docx
@@ -114,7 +114,7 @@
                 <w:sz w:val="18"/>
                 <w:szCs w:val="18"/>
               </w:rPr>
-              <w:t>Я, {{customer.fullName}}</w:t>
+              <w:t xml:space="preserve">Я, {{customer.fullName}}</w:t>
             </w:r>
           </w:p>
         </w:tc>
@@ -250,7 +250,7 @@
                 <w:sz w:val="18"/>
                 <w:szCs w:val="18"/>
               </w:rPr>
-              <w:t>паспорт: серия {{customer.passportSeries}}</w:t>
+              <w:t xml:space="preserve">паспорт: серия {{customer.passportSeries}}</w:t>
             </w:r>
           </w:p>
         </w:tc>
@@ -304,7 +304,7 @@
                 <w:sz w:val="18"/>
                 <w:szCs w:val="18"/>
               </w:rPr>
-              <w:t>номер {{customer.passportNumber}}</w:t>
+              <w:t xml:space="preserve">номер {{customer.passportNumber}}</w:t>
             </w:r>
           </w:p>
         </w:tc>
@@ -358,7 +358,7 @@
                 <w:sz w:val="18"/>
                 <w:szCs w:val="18"/>
               </w:rPr>
-              <w:t>когда выдан {{customer.passportIssuedDate}}</w:t>
+              <w:t xml:space="preserve">когда выдан {{customer.passportIssuedDate}}</w:t>
             </w:r>
           </w:p>
         </w:tc>
@@ -418,7 +418,7 @@
                 <w:sz w:val="18"/>
                 <w:szCs w:val="18"/>
               </w:rPr>
-              <w:t>кем выдан {{customer.passportIssuedBy}}</w:t>
+              <w:t xml:space="preserve">кем выдан {{customer.passportIssuedBy}}</w:t>
             </w:r>
           </w:p>
         </w:tc>
@@ -507,7 +507,7 @@
                 <w:sz w:val="18"/>
                 <w:szCs w:val="18"/>
               </w:rPr>
-              <w:t>зарегистрирован по адресу: {{customer.registrationAddress}}</w:t>
+              <w:t xml:space="preserve">зарегистрирован по адресу: {{customer.registrationAddress}}</w:t>
             </w:r>
           </w:p>
         </w:tc>
@@ -596,7 +596,7 @@
                 <w:sz w:val="18"/>
                 <w:szCs w:val="18"/>
               </w:rPr>
-              <w:t>проживающий по адресу: {{customer.registrationAddress}}</w:t>
+              <w:t xml:space="preserve">проживающий по адресу: {{customer.registrationAddress}}</w:t>
             </w:r>
           </w:p>
         </w:tc>

--- a/public/templates/consents/consent-pd.docx
+++ b/public/templates/consents/consent-pd.docx
@@ -114,7 +114,7 @@
                 <w:sz w:val="18"/>
                 <w:szCs w:val="18"/>
               </w:rPr>
-              <w:t xml:space="preserve">Я, {{customer.fullName}}</w:t>
+              <w:t>Я,</w:t>
             </w:r>
           </w:p>
         </w:tc>
@@ -139,6 +139,9 @@
                 <w:szCs w:val="18"/>
               </w:rPr>
             </w:pPr>
+            <w:r>
+              <w:t xml:space="preserve">{{customer.fullName}}</w:t>
+            </w:r>
           </w:p>
         </w:tc>
       </w:tr>
@@ -250,7 +253,7 @@
                 <w:sz w:val="18"/>
                 <w:szCs w:val="18"/>
               </w:rPr>
-              <w:t xml:space="preserve">паспорт: серия {{customer.passportSeries}}</w:t>
+              <w:t>паспорт: серия</w:t>
             </w:r>
           </w:p>
         </w:tc>
@@ -275,6 +278,9 @@
                 <w:szCs w:val="18"/>
               </w:rPr>
             </w:pPr>
+            <w:r>
+              <w:t xml:space="preserve">{{customer.passportSeries}}</w:t>
+            </w:r>
           </w:p>
         </w:tc>
         <w:tc>
@@ -304,7 +310,7 @@
                 <w:sz w:val="18"/>
                 <w:szCs w:val="18"/>
               </w:rPr>
-              <w:t xml:space="preserve">номер {{customer.passportNumber}}</w:t>
+              <w:t>номер</w:t>
             </w:r>
           </w:p>
         </w:tc>
@@ -329,6 +335,9 @@
                 <w:szCs w:val="18"/>
               </w:rPr>
             </w:pPr>
+            <w:r>
+              <w:t xml:space="preserve">{{customer.passportNumber}}</w:t>
+            </w:r>
           </w:p>
         </w:tc>
         <w:tc>
@@ -358,7 +367,7 @@
                 <w:sz w:val="18"/>
                 <w:szCs w:val="18"/>
               </w:rPr>
-              <w:t xml:space="preserve">когда выдан {{customer.passportIssuedDate}}</w:t>
+              <w:t>когда выдан</w:t>
             </w:r>
           </w:p>
         </w:tc>
@@ -383,6 +392,9 @@
                 <w:szCs w:val="18"/>
               </w:rPr>
             </w:pPr>
+            <w:r>
+              <w:t xml:space="preserve">{{customer.passportIssuedDate}}</w:t>
+            </w:r>
           </w:p>
         </w:tc>
       </w:tr>
@@ -418,7 +430,7 @@
                 <w:sz w:val="18"/>
                 <w:szCs w:val="18"/>
               </w:rPr>
-              <w:t xml:space="preserve">кем выдан {{customer.passportIssuedBy}}</w:t>
+              <w:t>кем выдан</w:t>
             </w:r>
           </w:p>
         </w:tc>
@@ -443,6 +455,9 @@
                 <w:szCs w:val="18"/>
               </w:rPr>
             </w:pPr>
+            <w:r>
+              <w:t xml:space="preserve">{{customer.passportIssuedBy}}</w:t>
+            </w:r>
           </w:p>
         </w:tc>
       </w:tr>
@@ -507,7 +522,7 @@
                 <w:sz w:val="18"/>
                 <w:szCs w:val="18"/>
               </w:rPr>
-              <w:t xml:space="preserve">зарегистрирован по адресу: {{customer.registrationAddress}}</w:t>
+              <w:t>зарегистрирован по адресу:</w:t>
             </w:r>
           </w:p>
         </w:tc>
@@ -532,6 +547,9 @@
                 <w:szCs w:val="18"/>
               </w:rPr>
             </w:pPr>
+            <w:r>
+              <w:t xml:space="preserve">{{customer.registrationAddress}}</w:t>
+            </w:r>
           </w:p>
         </w:tc>
       </w:tr>
@@ -596,7 +614,7 @@
                 <w:sz w:val="18"/>
                 <w:szCs w:val="18"/>
               </w:rPr>
-              <w:t xml:space="preserve">проживающий по адресу: {{customer.registrationAddress}}</w:t>
+              <w:t>проживающий по адресу:</w:t>
             </w:r>
           </w:p>
         </w:tc>
@@ -621,6 +639,9 @@
                 <w:szCs w:val="18"/>
               </w:rPr>
             </w:pPr>
+            <w:r>
+              <w:t xml:space="preserve">{{customer.registrationAddress}}</w:t>
+            </w:r>
           </w:p>
         </w:tc>
       </w:tr>

--- a/public/templates/consents/consent-pd.docx
+++ b/public/templates/consents/consent-pd.docx
@@ -140,6 +140,11 @@
               </w:rPr>
             </w:pPr>
             <w:r>
+              <w:rPr>
+                <w:rFonts w:ascii="Times New Roman" w:hAnsi="Times New Roman" w:cs="Times New Roman"/>
+                <w:sz w:val="18"/>
+                <w:szCs w:val="18"/>
+              </w:rPr>
               <w:t xml:space="preserve">{{customer.fullName}}</w:t>
             </w:r>
           </w:p>
@@ -279,6 +284,11 @@
               </w:rPr>
             </w:pPr>
             <w:r>
+              <w:rPr>
+                <w:rFonts w:ascii="Times New Roman" w:hAnsi="Times New Roman" w:cs="Times New Roman"/>
+                <w:sz w:val="18"/>
+                <w:szCs w:val="18"/>
+              </w:rPr>
               <w:t xml:space="preserve">{{customer.passportSeries}}</w:t>
             </w:r>
           </w:p>
@@ -336,6 +346,11 @@
               </w:rPr>
             </w:pPr>
             <w:r>
+              <w:rPr>
+                <w:rFonts w:ascii="Times New Roman" w:hAnsi="Times New Roman" w:cs="Times New Roman"/>
+                <w:sz w:val="18"/>
+                <w:szCs w:val="18"/>
+              </w:rPr>
               <w:t xml:space="preserve">{{customer.passportNumber}}</w:t>
             </w:r>
           </w:p>
@@ -393,6 +408,11 @@
               </w:rPr>
             </w:pPr>
             <w:r>
+              <w:rPr>
+                <w:rFonts w:ascii="Times New Roman" w:hAnsi="Times New Roman" w:cs="Times New Roman"/>
+                <w:sz w:val="18"/>
+                <w:szCs w:val="18"/>
+              </w:rPr>
               <w:t xml:space="preserve">{{customer.passportIssuedDate}}</w:t>
             </w:r>
           </w:p>
@@ -456,6 +476,11 @@
               </w:rPr>
             </w:pPr>
             <w:r>
+              <w:rPr>
+                <w:rFonts w:ascii="Times New Roman" w:hAnsi="Times New Roman" w:cs="Times New Roman"/>
+                <w:sz w:val="18"/>
+                <w:szCs w:val="18"/>
+              </w:rPr>
               <w:t xml:space="preserve">{{customer.passportIssuedBy}}</w:t>
             </w:r>
           </w:p>
@@ -548,6 +573,11 @@
               </w:rPr>
             </w:pPr>
             <w:r>
+              <w:rPr>
+                <w:rFonts w:ascii="Times New Roman" w:hAnsi="Times New Roman" w:cs="Times New Roman"/>
+                <w:sz w:val="18"/>
+                <w:szCs w:val="18"/>
+              </w:rPr>
               <w:t xml:space="preserve">{{customer.registrationAddress}}</w:t>
             </w:r>
           </w:p>
@@ -640,6 +670,11 @@
               </w:rPr>
             </w:pPr>
             <w:r>
+              <w:rPr>
+                <w:rFonts w:ascii="Times New Roman" w:hAnsi="Times New Roman" w:cs="Times New Roman"/>
+                <w:sz w:val="18"/>
+                <w:szCs w:val="18"/>
+              </w:rPr>
               <w:t xml:space="preserve">{{customer.registrationAddress}}</w:t>
             </w:r>
           </w:p>
